--- a/public/materialy/1L/2/_ucitel/6. Příkazový řádek - plán hodiny.docx
+++ b/public/materialy/1L/2/_ucitel/6. Příkazový řádek - plán hodiny.docx
@@ -1874,7 +1874,7 @@
         <w:t xml:space="preserve">Úvodní efekt je důležitý. </w:t>
       </w:r>
       <w:r>
-        <w:t>Příkazový řádek žáky buď vyděsí, nebo nadchne — nacvičte si úvodní ukázku, ať šlape bez zaváhání (</w:t>
+        <w:t>Příkazový řádek žáky buď vyděsí, nebo nadchne — nacvič si úvodní ukázku, ať šlape bez zaváhání (</w:t>
       </w:r>
       <w:proofErr w:type="spellStart"/>
       <w:r>
@@ -1943,7 +1943,7 @@
           <w:b/>
           <w:bCs/>
         </w:rPr>
-        <w:t xml:space="preserve">Naučte žáky dvě berličky: </w:t>
+        <w:t xml:space="preserve">Nauč žáky dvě berličky: </w:t>
       </w:r>
       <w:r>
         <w:t>tabulátor (doplní název souboru/složky — méně překlepů) a šipku nahoru (zopakuje předchozí příkaz). Ušetří polovinu frustrace.</w:t>
@@ -1999,10 +1999,10 @@
           <w:b/>
           <w:bCs/>
         </w:rPr>
-        <w:t xml:space="preserve"> používejte opatrně </w:t>
-      </w:r>
-      <w:r>
-        <w:t xml:space="preserve">— jen na soubory, které žáci sami vytvořili v rámci mise. Zdůrazněte, že </w:t>
+        <w:t xml:space="preserve"> používej opatrně </w:t>
+      </w:r>
+      <w:r>
+        <w:t xml:space="preserve">— jen na soubory, které žáci sami vytvořili v rámci mise. Zdůrazni, že </w:t>
       </w:r>
       <w:proofErr w:type="spellStart"/>
       <w:r>
@@ -2027,7 +2027,7 @@
           <w:b/>
           <w:bCs/>
         </w:rPr>
-        <w:t xml:space="preserve">Jak poznáte porozumění: </w:t>
+        <w:t xml:space="preserve">Jak poznáš porozumění: </w:t>
       </w:r>
       <w:r>
         <w:t>žák si pomocí /? sám zjistí, co dělá neznámý přepínač, místo aby se hned ptal.</w:t>
@@ -3103,7 +3103,7 @@
                 <w:sz w:val="21"/>
                 <w:szCs w:val="21"/>
               </w:rPr>
-              <w:t xml:space="preserve">Ověřte předem! Alternativa: </w:t>
+              <w:t xml:space="preserve">Ověř předem! Alternativa: </w:t>
             </w:r>
             <w:proofErr w:type="spellStart"/>
             <w:r>
@@ -3217,7 +3217,7 @@
                 <w:sz w:val="21"/>
                 <w:szCs w:val="21"/>
               </w:rPr>
-              <w:t>Důsledně připomínejte tabulátor a šipku nahoru. Chybovou hlášku číst nahlas — vždy říká, co je špatně.</w:t>
+              <w:t>Důsledně připomínej tabulátor a šipku nahoru. Chybovou hlášku číst nahlas — vždy říká, co je špatně.</w:t>
             </w:r>
           </w:p>
         </w:tc>
@@ -3283,7 +3283,7 @@
                 <w:sz w:val="21"/>
                 <w:szCs w:val="21"/>
               </w:rPr>
-              <w:t xml:space="preserve">Pracujte výhradně uvnitř složky Mise v Dokumentech. </w:t>
+              <w:t xml:space="preserve">Pracuj výhradně uvnitř složky Mise v Dokumentech. </w:t>
             </w:r>
             <w:proofErr w:type="spellStart"/>
             <w:r>
@@ -3381,7 +3381,7 @@
                 <w:sz w:val="21"/>
                 <w:szCs w:val="21"/>
               </w:rPr>
-              <w:t>Předem ohlaste, že výstup vzniklý myší = nesplněno (viz hodnocení). Poznáte to i podle chybějícího výpisu příkazů na snímku.</w:t>
+              <w:t>Předem ohlas, že výstup vzniklý myší = nesplněno (viz hodnocení). Poznáš to i podle chybějícího výpisu příkazů na snímku.</w:t>
             </w:r>
           </w:p>
         </w:tc>
@@ -3539,7 +3539,7 @@
           <w:i/>
           <w:iCs/>
         </w:rPr>
-        <w:t>(Vyplňte po hodině. Tip: poslední hodina celku — krátce zhodnoťte celý blok 6 hodin.)</w:t>
+        <w:t>(Vyplň po hodině. Tip: poslední hodina celku — krátce zhodnoť celý blok 6 hodin.)</w:t>
       </w:r>
     </w:p>
     <w:sectPr>

--- a/public/materialy/1L/2/_ucitel/6. Příkazový řádek - plán hodiny.docx
+++ b/public/materialy/1L/2/_ucitel/6. Příkazový řádek - plán hodiny.docx
@@ -1166,7 +1166,7 @@
                 <w:sz w:val="21"/>
                 <w:szCs w:val="21"/>
               </w:rPr>
-              <w:t xml:space="preserve"> /w Dokumenty a ptá se: „Která část říká CO udělat, která JAK a která S ČÍM?“ Stejně rozeberou copy ukol.txt zaloha.txt.</w:t>
+              <w:t xml:space="preserve"> /w Documents a ptá se: „Která část říká CO udělat, která JAK a která S ČÍM?“ Stejně rozeberou copy ukol.txt zaloha.txt. Počítej s dotazem, proč se píše Documents, když Průzkumník ukazuje Dokumenty: „Dokumenty“ je jen lokalizovaný popisek, skutečný název složky na disku je anglický a příkazový řádek zná jen ten.</w:t>
             </w:r>
           </w:p>
         </w:tc>

--- a/public/materialy/1L/2/_ucitel/6. Příkazový řádek - plán hodiny.docx
+++ b/public/materialy/1L/2/_ucitel/6. Příkazový řádek - plán hodiny.docx
@@ -14,7 +14,7 @@
           <w:sz w:val="52"/>
           <w:szCs w:val="52"/>
         </w:rPr>
-        <w:t>Plán hodiny 6 — Základy práce v příkazovém řádku</w:t>
+        <w:t>Plán hodiny 6 — Základy práce v příkazovém řádku</w:t>
       </w:r>
     </w:p>
     <w:p>
@@ -32,7 +32,7 @@
           <w:sz w:val="26"/>
           <w:szCs w:val="26"/>
         </w:rPr>
-        <w:t>Úvod do informatiky a digitální gramotnost • 1. ročník SPŠ • 45 minut</w:t>
+        <w:t>Úvod do informatiky a digitální gramotnost • 1. ročník SPŠ • 45 minut</w:t>
       </w:r>
     </w:p>
     <w:p>
@@ -133,7 +133,7 @@
                 <w:sz w:val="21"/>
                 <w:szCs w:val="21"/>
               </w:rPr>
-              <w:t>Úvod do informatiky a digitální gramotnost (hodina 6 z 6)</w:t>
+              <w:t>Úvod do informatiky a digitální gramotnost (hodina 6 z 6)</w:t>
             </w:r>
           </w:p>
         </w:tc>
@@ -199,7 +199,7 @@
                 <w:sz w:val="21"/>
                 <w:szCs w:val="21"/>
               </w:rPr>
-              <w:t>Základy práce v příkazovém řádku (Windows)</w:t>
+              <w:t>Základy práce v příkazovém řádku (Windows)</w:t>
             </w:r>
           </w:p>
         </w:tc>
@@ -265,7 +265,7 @@
                 <w:sz w:val="21"/>
                 <w:szCs w:val="21"/>
               </w:rPr>
-              <w:t>1. ročník, střední průmyslová škola (strojní a stavební obory)</w:t>
+              <w:t>1. ročník, střední průmyslová škola (strojní a stavební obory)</w:t>
             </w:r>
           </w:p>
         </w:tc>
@@ -397,7 +397,7 @@
                 <w:sz w:val="21"/>
                 <w:szCs w:val="21"/>
               </w:rPr>
-              <w:t>Částečně povolené — jen k vysvětlení pojmu, kterému žák nerozumí. Úkoly žák vypracovává sám.</w:t>
+              <w:t>Částečně povolené — jen k vysvětlení pojmu, kterému žák nerozumí. Úkoly žák vypracovává sám.</w:t>
             </w:r>
           </w:p>
         </w:tc>
@@ -424,7 +424,7 @@
         <w:spacing w:after="100"/>
       </w:pPr>
       <w:r>
-        <w:t>Žák ovládá počítač i bez myši: v příkazovém řádku Windows se pohybuje mezi složkami, vypisuje jejich obsah a vytváří složky a soubory. Chápe stavbu příkazu (příkaz – přepínač – argument) a umí si vyvolat nápovědu.</w:t>
+        <w:t>Žák ovládá počítač i bez myši: v příkazovém řádku Windows se pohybuje mezi složkami, vypisuje jejich obsah a vytváří složky a soubory. Chápe stavbu příkazu (příkaz – přepínač – argument) a umí si vyvolat nápovědu.</w:t>
       </w:r>
     </w:p>
     <w:p>
@@ -453,7 +453,7 @@
       </w:r>
       <w:proofErr w:type="spellEnd"/>
       <w:r>
-        <w:t>) a vysvětlit, k čemu slouží;</w:t>
+        <w:t>) a vysvětlit, k čemu slouží;</w:t>
       </w:r>
     </w:p>
     <w:p>
@@ -553,7 +553,7 @@
         <w:spacing w:after="40"/>
       </w:pPr>
       <w:r>
-        <w:t>vytvořit strukturu složek pouze pomocí příkazů a uložit důkaz (výpis, snímek).</w:t>
+        <w:t>vytvořit strukturu složek pouze pomocí příkazů a uložit důkaz (výpis, snímek).</w:t>
       </w:r>
     </w:p>
     <w:p>
@@ -654,7 +654,7 @@
         <w:spacing w:after="40"/>
       </w:pPr>
       <w:r>
-        <w:t>Počítače s Windows (</w:t>
+        <w:t>Počítače s Windows (</w:t>
       </w:r>
       <w:proofErr w:type="spellStart"/>
       <w:r>
@@ -688,7 +688,7 @@
         <w:spacing w:after="40"/>
       </w:pPr>
       <w:r>
-        <w:t>Vytištěný pracovní list — 1 ks na žáka (tahák s příkazy je jeho součástí).</w:t>
+        <w:t>Vytištěný pracovní list — 1 ks na žáka (tahák s příkazy je jeho součástí).</w:t>
       </w:r>
     </w:p>
     <w:p>
@@ -733,7 +733,7 @@
       </w:r>
       <w:proofErr w:type="spellEnd"/>
       <w:r>
-        <w:t>/syntax (pozor, je psán pro vývojáře v .NET; využitelná je úvodní část o příkazech, možnostech a argumentech).</w:t>
+        <w:t>/syntax (pozor, je psán pro vývojáře v .NET; využitelná je úvodní část o příkazech, možnostech a argumentech).</w:t>
       </w:r>
     </w:p>
     <w:p>
@@ -997,7 +997,7 @@
                 <w:sz w:val="21"/>
                 <w:szCs w:val="21"/>
               </w:rPr>
-              <w:t>Úvod a motivace</w:t>
+              <w:t>Úvod a motivace</w:t>
             </w:r>
           </w:p>
         </w:tc>
@@ -1026,7 +1026,7 @@
                 <w:sz w:val="21"/>
                 <w:szCs w:val="21"/>
               </w:rPr>
-              <w:t>Promítne „hackerskou“ černou obrazovku a před žáky vytvoří třemi příkazy strukturu složek rychleji, než by to šlo myší. „Dnes budete počítač ovládat jako profíci — textem.“</w:t>
+              <w:t>Promítne „hackerskou“ černou obrazovku a před žáky vytvoří třemi příkazy strukturu složek rychleji, než by to šlo myší. „Dnes budete počítač ovládat jako profíci — textem.“</w:t>
             </w:r>
           </w:p>
         </w:tc>
@@ -1166,7 +1166,7 @@
                 <w:sz w:val="21"/>
                 <w:szCs w:val="21"/>
               </w:rPr>
-              <w:t xml:space="preserve"> /w Documents a ptá se: „Která část říká CO udělat, která JAK a která S ČÍM?“ Stejně rozeberou copy ukol.txt zaloha.txt. Počítej s dotazem, proč se píše Documents, když Průzkumník ukazuje Dokumenty: „Dokumenty“ je jen lokalizovaný popisek, skutečný název složky na disku je anglický a příkazový řádek zná jen ten.</w:t>
+              <w:t xml:space="preserve"> /w Documents a ptá se: „Která část říká CO udělat, která JAK a která S ČÍM?“ Stejně rozeberou copy ukol.txt zaloha.txt. Počítej s dotazem, proč se píše Documents, když Průzkumník ukazuje Dokumenty: „Dokumenty“ je jen lokalizovaný popisek, skutečný název složky na disku je anglický a příkazový řádek zná jen ten.</w:t>
             </w:r>
           </w:p>
         </w:tc>
@@ -1399,7 +1399,7 @@
                 <w:sz w:val="21"/>
                 <w:szCs w:val="21"/>
               </w:rPr>
-              <w:t xml:space="preserve"> a cd souběžně s učitelem.</w:t>
+              <w:t xml:space="preserve"> a cd souběžně s učitelem.</w:t>
             </w:r>
           </w:p>
         </w:tc>
@@ -1494,7 +1494,7 @@
                 <w:sz w:val="21"/>
                 <w:szCs w:val="21"/>
               </w:rPr>
-              <w:t>Zadá misi z pracovního listu (stavba složkové struktury příkazy). Obchází, pomáhá číst chybové hlášky.</w:t>
+              <w:t>Zadá misi z pracovního listu (stavba složkové struktury příkazy). Obchází, pomáhá číst chybové hlášky.</w:t>
             </w:r>
           </w:p>
         </w:tc>
@@ -1637,7 +1637,7 @@
                 <w:sz w:val="21"/>
                 <w:szCs w:val="21"/>
               </w:rPr>
-              <w:t>Kontrola a odevzdání</w:t>
+              <w:t>Kontrola a odevzdání</w:t>
             </w:r>
           </w:p>
         </w:tc>
@@ -1666,7 +1666,7 @@
                 <w:sz w:val="21"/>
                 <w:szCs w:val="21"/>
               </w:rPr>
-              <w:t>Vyzve k odevzdání výpisu/snímku. Rychlá společná kontrola: čí struktura odpovídá zadání?</w:t>
+              <w:t>Vyzve k odevzdání výpisu/snímku. Rychlá společná kontrola: čí struktura odpovídá zadání?</w:t>
             </w:r>
           </w:p>
         </w:tc>
@@ -1777,7 +1777,7 @@
                 <w:sz w:val="21"/>
                 <w:szCs w:val="21"/>
               </w:rPr>
-              <w:t>Shrnutí a reflexe celého celku</w:t>
+              <w:t>Shrnutí a reflexe celého celku</w:t>
             </w:r>
           </w:p>
         </w:tc>
@@ -1835,7 +1835,7 @@
                 <w:sz w:val="21"/>
                 <w:szCs w:val="21"/>
               </w:rPr>
-              <w:t>Odpovídají; každý řekne jednu věc z celku, kterou považuje za nejužitečnější.</w:t>
+              <w:t>Odpovídají; každý řekne jednu věc z celku, kterou považuje za nejužitečnější.</w:t>
             </w:r>
           </w:p>
         </w:tc>
@@ -1918,7 +1918,7 @@
         <w:t xml:space="preserve">Stavba příkazu je hlavní koncept hodiny </w:t>
       </w:r>
       <w:r>
-        <w:t xml:space="preserve">— příkaz (co), přepínač (jak), argument (s čím). Kdo ji pochopí, zvládne odvodit i příkazy, které jsme neprobírali. Přesně tahle logika platí i v profesionálních nástrojích (viz odkaz na Microsoft </w:t>
+        <w:t xml:space="preserve">— příkaz (co), přepínač (jak), argument (s čím). Kdo ji pochopí, zvládne odvodit i příkazy, které jsme neprobírali. Přesně tahle logika platí i v profesionálních nástrojích (viz odkaz na Microsoft </w:t>
       </w:r>
       <w:proofErr w:type="spellStart"/>
       <w:r>
@@ -1946,7 +1946,7 @@
         <w:t xml:space="preserve">Nauč žáky dvě berličky: </w:t>
       </w:r>
       <w:r>
-        <w:t>tabulátor (doplní název souboru/složky — méně překlepů) a šipku nahoru (zopakuje předchozí příkaz). Ušetří polovinu frustrace.</w:t>
+        <w:t>tabulátor (doplní název souboru/složky — méně překlepů) a šipku nahoru (zopakuje předchozí příkaz). Ušetří polovinu frustrace.</w:t>
       </w:r>
     </w:p>
     <w:p>
@@ -2002,7 +2002,7 @@
         <w:t xml:space="preserve"> používej opatrně </w:t>
       </w:r>
       <w:r>
-        <w:t xml:space="preserve">— jen na soubory, které žáci sami vytvořili v rámci mise. Zdůrazni, že </w:t>
+        <w:t xml:space="preserve">— jen na soubory, které žáci sami vytvořili v rámci mise. Zdůrazni, že </w:t>
       </w:r>
       <w:proofErr w:type="spellStart"/>
       <w:r>
@@ -2010,7 +2010,7 @@
       </w:r>
       <w:proofErr w:type="spellEnd"/>
       <w:r>
-        <w:t xml:space="preserve"> nejde vrátit z Koše.</w:t>
+        <w:t xml:space="preserve"> nejde vrátit z Koše.</w:t>
       </w:r>
     </w:p>
     <w:p>
@@ -2244,7 +2244,7 @@
                 <w:sz w:val="21"/>
                 <w:szCs w:val="21"/>
               </w:rPr>
-              <w:t>). Tahák s příkazy stále na lavici, učitel pomáhá s první chybou.</w:t>
+              <w:t>). Tahák s příkazy stále na lavici, učitel pomáhá s první chybou.</w:t>
             </w:r>
           </w:p>
         </w:tc>
@@ -2310,7 +2310,7 @@
                 <w:sz w:val="21"/>
                 <w:szCs w:val="21"/>
               </w:rPr>
-              <w:t>Celá mise včetně kopírování, přejmenování a výpisu do souboru.</w:t>
+              <w:t>Celá mise včetně kopírování, přejmenování a výpisu do souboru.</w:t>
             </w:r>
           </w:p>
         </w:tc>
@@ -2392,7 +2392,7 @@
                 <w:sz w:val="21"/>
                 <w:szCs w:val="21"/>
               </w:rPr>
-              <w:t xml:space="preserve"> a ping (propojení s hodinou 4 — „totéž, co jste viděli v Nastavení, umí profík zjistit jedním příkazem“), prostudovat úvod článku na Microsoft </w:t>
+              <w:t xml:space="preserve"> a ping (propojení s hodinou 4 — „totéž, co jste viděli v Nastavení, umí profík zjistit jedním příkazem“), prostudovat úvod článku na Microsoft </w:t>
             </w:r>
             <w:proofErr w:type="spellStart"/>
             <w:r>
@@ -2408,7 +2408,7 @@
                 <w:sz w:val="21"/>
                 <w:szCs w:val="21"/>
               </w:rPr>
-              <w:t xml:space="preserve"> a vypsat 3 pojmy, které poznává.</w:t>
+              <w:t xml:space="preserve"> a vypsat 3 pojmy, které poznává.</w:t>
             </w:r>
           </w:p>
         </w:tc>
@@ -2427,7 +2427,7 @@
           <w:sz w:val="30"/>
           <w:szCs w:val="30"/>
         </w:rPr>
-        <w:t>Výstup z hodiny</w:t>
+        <w:t>Výstup z hodiny</w:t>
       </w:r>
     </w:p>
     <w:p>
@@ -2451,7 +2451,7 @@
       </w:r>
       <w:proofErr w:type="spellEnd"/>
       <w:r>
-        <w:t xml:space="preserve"> s hotovou strukturou, případně soubor obsah.txt s výpisem </w:t>
+        <w:t xml:space="preserve"> s hotovou strukturou, případně soubor obsah.txt s výpisem </w:t>
       </w:r>
       <w:proofErr w:type="spellStart"/>
       <w:r>
@@ -2701,7 +2701,7 @@
                 <w:sz w:val="21"/>
                 <w:szCs w:val="21"/>
               </w:rPr>
-              <w:t>Mise splněna s drobnou odchylkou (jiný název, jeden krok s pomocí).</w:t>
+              <w:t>Mise splněna s drobnou odchylkou (jiný název, jeden krok s pomocí).</w:t>
             </w:r>
           </w:p>
         </w:tc>
@@ -2849,7 +2849,7 @@
                 <w:sz w:val="21"/>
                 <w:szCs w:val="21"/>
               </w:rPr>
-              <w:t xml:space="preserve"> a 1–2 příkazy s pomocí učitele.</w:t>
+              <w:t xml:space="preserve"> a 1–2 příkazy s pomocí učitele.</w:t>
             </w:r>
           </w:p>
         </w:tc>
@@ -2915,7 +2915,7 @@
                 <w:sz w:val="21"/>
                 <w:szCs w:val="21"/>
               </w:rPr>
-              <w:t>Práce neodevzdána nebo vytvořena myší v Průzkumníku.</w:t>
+              <w:t>Práce neodevzdána nebo vytvořena myší v Průzkumníku.</w:t>
             </w:r>
           </w:p>
         </w:tc>
@@ -2934,7 +2934,7 @@
           <w:sz w:val="30"/>
           <w:szCs w:val="30"/>
         </w:rPr>
-        <w:t>Možné problémy a jejich řešení</w:t>
+        <w:t>Možné problémy a jejich řešení</w:t>
       </w:r>
     </w:p>
     <w:tbl>
@@ -3188,7 +3188,7 @@
                 <w:sz w:val="21"/>
                 <w:szCs w:val="21"/>
               </w:rPr>
-              <w:t>Žáci dělají překlepy a frustruje je to.</w:t>
+              <w:t>Žáci dělají překlepy a frustruje je to.</w:t>
             </w:r>
           </w:p>
         </w:tc>
@@ -3217,7 +3217,7 @@
                 <w:sz w:val="21"/>
                 <w:szCs w:val="21"/>
               </w:rPr>
-              <w:t>Důsledně připomínej tabulátor a šipku nahoru. Chybovou hlášku číst nahlas — vždy říká, co je špatně.</w:t>
+              <w:t>Důsledně připomínej tabulátor a šipku nahoru. Chybovou hlášku číst nahlas — vždy říká, co je špatně.</w:t>
             </w:r>
           </w:p>
         </w:tc>
@@ -3283,7 +3283,7 @@
                 <w:sz w:val="21"/>
                 <w:szCs w:val="21"/>
               </w:rPr>
-              <w:t xml:space="preserve">Pracuj výhradně uvnitř složky Mise v Dokumentech. </w:t>
+              <w:t xml:space="preserve">Pracuj výhradně uvnitř složky Mise v Dokumentech. </w:t>
             </w:r>
             <w:proofErr w:type="spellStart"/>
             <w:r>
@@ -3299,7 +3299,7 @@
                 <w:sz w:val="21"/>
                 <w:szCs w:val="21"/>
               </w:rPr>
-              <w:t xml:space="preserve"> zařazen až na konec mise a jen na vlastní soubor pokus.txt.</w:t>
+              <w:t xml:space="preserve"> zařazen až na konec mise a jen na vlastní soubor pokus.txt.</w:t>
             </w:r>
           </w:p>
         </w:tc>
@@ -3352,7 +3352,7 @@
                 <w:sz w:val="21"/>
                 <w:szCs w:val="21"/>
               </w:rPr>
-              <w:t>“ v Průzkumníku.</w:t>
+              <w:t>“ v Průzkumníku.</w:t>
             </w:r>
           </w:p>
         </w:tc>
@@ -3381,7 +3381,7 @@
                 <w:sz w:val="21"/>
                 <w:szCs w:val="21"/>
               </w:rPr>
-              <w:t>Předem ohlas, že výstup vzniklý myší = nesplněno (viz hodnocení). Poznáš to i podle chybějícího výpisu příkazů na snímku.</w:t>
+              <w:t>Předem ohlas, že výstup vzniklý myší = nesplněno (viz hodnocení). Poznáš to i podle chybějícího výpisu příkazů na snímku.</w:t>
             </w:r>
           </w:p>
         </w:tc>
@@ -3479,7 +3479,7 @@
                 <w:sz w:val="21"/>
                 <w:szCs w:val="21"/>
               </w:rPr>
-              <w:t xml:space="preserve"> (odkaz v pomůckách i v listu).</w:t>
+              <w:t xml:space="preserve"> (odkaz v pomůckách i v listu).</w:t>
             </w:r>
           </w:p>
         </w:tc>
@@ -3527,7 +3527,7 @@
           <w:szCs w:val="30"/>
         </w:rPr>
         <w:lastRenderedPageBreak/>
-        <w:t>Poznámky a reflexe učitele</w:t>
+        <w:t>Poznámky a reflexe učitele</w:t>
       </w:r>
     </w:p>
     <w:p>
